--- a/Late Delivery Risk Prediction in Global Supply Chain Operations/PROJECT INFO.docx
+++ b/Late Delivery Risk Prediction in Global Supply Chain Operations/PROJECT INFO.docx
@@ -377,8 +377,14 @@
           <w:numId w:val="11"/>
         </w:numPr>
         <w:spacing w:after="0"/>
+        <w:rPr>
+          <w:strike/>
+        </w:rPr>
       </w:pPr>
       <w:r>
+        <w:rPr>
+          <w:strike/>
+        </w:rPr>
         <w:t>Handle missing and inconsistent values</w:t>
       </w:r>
     </w:p>
@@ -407,6 +413,15 @@
       <w:r>
         <w:t>Scale numerical features</w:t>
       </w:r>
+      <w:r>
+        <w:t xml:space="preserve">  </w:t>
+      </w:r>
+      <w:r>
+        <w:rPr>
+          <w:highlight w:val="yellow"/>
+        </w:rPr>
+        <w:t>[NOT NEEDED]</w:t>
+      </w:r>
     </w:p>
     <w:p>
       <w:pPr>
@@ -418,7 +433,25 @@
         <w:spacing w:after="0"/>
       </w:pPr>
       <w:r>
-        <w:t>Address class imbalance (SMOTE or class weights)</w:t>
+        <w:t>Address class imbalance (SMOTE or class weights</w:t>
+      </w:r>
+      <w:r>
+        <w:rPr>
+          <w:highlight w:val="yellow"/>
+        </w:rPr>
+        <w:t>)</w:t>
+      </w:r>
+      <w:r>
+        <w:rPr>
+          <w:highlight w:val="yellow"/>
+        </w:rPr>
+        <w:t xml:space="preserve"> </w:t>
+      </w:r>
+      <w:r>
+        <w:rPr>
+          <w:highlight w:val="yellow"/>
+        </w:rPr>
+        <w:t>[NOT NEEDED]</w:t>
       </w:r>
     </w:p>
     <w:p>
@@ -586,6 +619,9 @@
         <w:jc w:val="center"/>
       </w:pPr>
       <w:r>
+        <w:rPr>
+          <w:noProof/>
+        </w:rPr>
         <w:lastRenderedPageBreak/>
         <w:drawing>
           <wp:inline distT="0" distB="0" distL="0" distR="0" wp14:anchorId="5924FAB6" wp14:editId="009D9F58">
@@ -4531,6 +4567,7 @@
   <w:style w:type="character" w:default="1" w:styleId="DefaultParagraphFont">
     <w:name w:val="Default Paragraph Font"/>
     <w:uiPriority w:val="1"/>
+    <w:semiHidden/>
     <w:unhideWhenUsed/>
   </w:style>
   <w:style w:type="table" w:default="1" w:styleId="TableNormal">

--- a/Late Delivery Risk Prediction in Global Supply Chain Operations/PROJECT INFO.docx
+++ b/Late Delivery Risk Prediction in Global Supply Chain Operations/PROJECT INFO.docx
@@ -396,8 +396,14 @@
           <w:numId w:val="11"/>
         </w:numPr>
         <w:spacing w:after="0"/>
+        <w:rPr>
+          <w:strike/>
+        </w:rPr>
       </w:pPr>
       <w:r>
+        <w:rPr>
+          <w:strike/>
+        </w:rPr>
         <w:t>Encode categorical variables (One-Hot / Target Encoding)</w:t>
       </w:r>
     </w:p>
@@ -445,13 +451,7 @@
         <w:rPr>
           <w:highlight w:val="yellow"/>
         </w:rPr>
-        <w:t xml:space="preserve"> </w:t>
-      </w:r>
-      <w:r>
-        <w:rPr>
-          <w:highlight w:val="yellow"/>
-        </w:rPr>
-        <w:t>[NOT NEEDED]</w:t>
+        <w:t xml:space="preserve"> [NOT NEEDED]</w:t>
       </w:r>
     </w:p>
     <w:p>
